--- a/file/report/TSIG_PlantillaInformeTecnico.docx
+++ b/file/report/TSIG_PlantillaInformeTecnico.docx
@@ -115,21 +115,8 @@
           </w:tcPr>
           <w:p>
             <w:r>
-              <w:t xml:space="preserve">Ingrese fecha en formato </w:t>
+              <w:t>Ingrese fecha en formato aaaa/mm/dd</w:t>
             </w:r>
-            <w:proofErr w:type="spellStart"/>
-            <w:r>
-              <w:t>aaaa</w:t>
-            </w:r>
-            <w:proofErr w:type="spellEnd"/>
-            <w:r>
-              <w:t>/mm/</w:t>
-            </w:r>
-            <w:proofErr w:type="spellStart"/>
-            <w:r>
-              <w:t>dd</w:t>
-            </w:r>
-            <w:proofErr w:type="spellEnd"/>
           </w:p>
         </w:tc>
       </w:tr>
@@ -237,29 +224,7 @@
           <w:sz w:val="16"/>
           <w:szCs w:val="16"/>
         </w:rPr>
-        <w:t xml:space="preserve">La asistencia a talleres y laboratorios es de carácter obligatorio. La inasistencia a estas actividades se califica con </w:t>
-      </w:r>
-      <w:proofErr w:type="gramStart"/>
-      <w:r>
-        <w:rPr>
-          <w:i/>
-          <w:iCs/>
-          <w:color w:val="C00000"/>
-          <w:sz w:val="16"/>
-          <w:szCs w:val="16"/>
-        </w:rPr>
-        <w:t>cero coma</w:t>
-      </w:r>
-      <w:proofErr w:type="gramEnd"/>
-      <w:r>
-        <w:rPr>
-          <w:i/>
-          <w:iCs/>
-          <w:color w:val="C00000"/>
-          <w:sz w:val="16"/>
-          <w:szCs w:val="16"/>
-        </w:rPr>
-        <w:t xml:space="preserve"> cero (0,0)</w:t>
+        <w:t>La asistencia a talleres y laboratorios es de carácter obligatorio. La inasistencia a estas actividades se califica con cero coma cero (0,0)</w:t>
       </w:r>
       <w:r>
         <w:rPr>
@@ -325,7 +290,6 @@
         </w:rPr>
         <w:t xml:space="preserve"> o </w:t>
       </w:r>
-      <w:proofErr w:type="spellStart"/>
       <w:r>
         <w:rPr>
           <w:b/>
@@ -336,9 +300,16 @@
           <w:sz w:val="16"/>
           <w:szCs w:val="16"/>
         </w:rPr>
-        <w:t>Snipping</w:t>
-      </w:r>
-      <w:proofErr w:type="spellEnd"/>
+        <w:t>Snipping Tool</w:t>
+      </w:r>
+      <w:r>
+        <w:rPr>
+          <w:color w:val="C00000"/>
+          <w:sz w:val="16"/>
+          <w:szCs w:val="16"/>
+        </w:rPr>
+        <w:t xml:space="preserve">, las teclas </w:t>
+      </w:r>
       <w:r>
         <w:rPr>
           <w:b/>
@@ -349,42 +320,8 @@
           <w:sz w:val="16"/>
           <w:szCs w:val="16"/>
         </w:rPr>
-        <w:t xml:space="preserve"> Tool</w:t>
-      </w:r>
-      <w:r>
-        <w:rPr>
-          <w:color w:val="C00000"/>
-          <w:sz w:val="16"/>
-          <w:szCs w:val="16"/>
-        </w:rPr>
-        <w:t xml:space="preserve">, las teclas </w:t>
-      </w:r>
-      <w:r>
-        <w:rPr>
-          <w:b/>
-          <w:bCs/>
-          <w:i/>
-          <w:iCs/>
-          <w:color w:val="C00000"/>
-          <w:sz w:val="16"/>
-          <w:szCs w:val="16"/>
-        </w:rPr>
-        <w:t xml:space="preserve">Win + </w:t>
-      </w:r>
-      <w:proofErr w:type="spellStart"/>
-      <w:r>
-        <w:rPr>
-          <w:b/>
-          <w:bCs/>
-          <w:i/>
-          <w:iCs/>
-          <w:color w:val="C00000"/>
-          <w:sz w:val="16"/>
-          <w:szCs w:val="16"/>
-        </w:rPr>
-        <w:t>PrtScn</w:t>
-      </w:r>
-      <w:proofErr w:type="spellEnd"/>
+        <w:t>Win + PrtScn</w:t>
+      </w:r>
       <w:r>
         <w:rPr>
           <w:color w:val="C00000"/>
@@ -411,25 +348,7 @@
           <w:sz w:val="16"/>
           <w:szCs w:val="16"/>
         </w:rPr>
-        <w:t xml:space="preserve"> para obtener capturas desde la </w:t>
-      </w:r>
-      <w:proofErr w:type="spellStart"/>
-      <w:r>
-        <w:rPr>
-          <w:color w:val="C00000"/>
-          <w:sz w:val="16"/>
-          <w:szCs w:val="16"/>
-        </w:rPr>
-        <w:t>Game</w:t>
-      </w:r>
-      <w:proofErr w:type="spellEnd"/>
-      <w:r>
-        <w:rPr>
-          <w:color w:val="C00000"/>
-          <w:sz w:val="16"/>
-          <w:szCs w:val="16"/>
-        </w:rPr>
-        <w:t xml:space="preserve"> Bar, o las teclas </w:t>
+        <w:t xml:space="preserve"> para obtener capturas desde la Game Bar, o las teclas </w:t>
       </w:r>
       <w:r>
         <w:rPr>
@@ -449,25 +368,7 @@
           <w:sz w:val="16"/>
           <w:szCs w:val="16"/>
         </w:rPr>
-        <w:t xml:space="preserve"> para capturas instantáneas. Una vez finalizada la elaboración del informe técnico, este debe ser convertido a formato Adobe Acrobat .</w:t>
-      </w:r>
-      <w:proofErr w:type="spellStart"/>
-      <w:r>
-        <w:rPr>
-          <w:color w:val="C00000"/>
-          <w:sz w:val="16"/>
-          <w:szCs w:val="16"/>
-        </w:rPr>
-        <w:t>pdf</w:t>
-      </w:r>
-      <w:proofErr w:type="spellEnd"/>
-      <w:r>
-        <w:rPr>
-          <w:color w:val="C00000"/>
-          <w:sz w:val="16"/>
-          <w:szCs w:val="16"/>
-        </w:rPr>
-        <w:t xml:space="preserve"> y adjuntado al Quiz.</w:t>
+        <w:t xml:space="preserve"> para capturas instantáneas. Una vez finalizada la elaboración del informe técnico, este debe ser convertido a formato Adobe Acrobat .pdf y adjuntado al Quiz.</w:t>
       </w:r>
     </w:p>
     <w:p/>
@@ -719,7 +620,16 @@
       </w:pPr>
       <w:bookmarkStart w:id="0" w:name="_Toc222990422"/>
       <w:r>
-        <w:t>1. Actividad…</w:t>
+        <w:t>1. Actividad</w:t>
+      </w:r>
+      <w:r>
+        <w:rPr>
+          <w:lang w:val="es-ES"/>
+        </w:rPr>
+        <w:t xml:space="preserve"> o pregunta</w:t>
+      </w:r>
+      <w:r>
+        <w:t>…</w:t>
       </w:r>
       <w:bookmarkEnd w:id="0"/>
     </w:p>
@@ -742,7 +652,16 @@
       </w:pPr>
       <w:bookmarkStart w:id="1" w:name="_Toc222990423"/>
       <w:r>
-        <w:t>2. Actividad…</w:t>
+        <w:t>2. Actividad</w:t>
+      </w:r>
+      <w:r>
+        <w:rPr>
+          <w:lang w:val="es-ES"/>
+        </w:rPr>
+        <w:t xml:space="preserve"> o pregunta</w:t>
+      </w:r>
+      <w:r>
+        <w:t>…</w:t>
       </w:r>
       <w:bookmarkEnd w:id="1"/>
     </w:p>
@@ -781,7 +700,16 @@
       </w:pPr>
       <w:bookmarkStart w:id="2" w:name="_Toc222990424"/>
       <w:r>
-        <w:t>3. Actividad…</w:t>
+        <w:t>3. Actividad</w:t>
+      </w:r>
+      <w:r>
+        <w:rPr>
+          <w:lang w:val="es-ES"/>
+        </w:rPr>
+        <w:t xml:space="preserve"> o pregunta</w:t>
+      </w:r>
+      <w:r>
+        <w:t>…</w:t>
       </w:r>
       <w:bookmarkEnd w:id="2"/>
     </w:p>
@@ -3187,7 +3115,6 @@
   <w:style w:type="character" w:default="1" w:styleId="DefaultParagraphFont">
     <w:name w:val="Default Paragraph Font"/>
     <w:uiPriority w:val="1"/>
-    <w:semiHidden/>
     <w:unhideWhenUsed/>
   </w:style>
   <w:style w:type="table" w:default="1" w:styleId="TableNormal">

--- a/file/report/TSIG_PlantillaInformeTecnico.docx
+++ b/file/report/TSIG_PlantillaInformeTecnico.docx
@@ -115,8 +115,21 @@
           </w:tcPr>
           <w:p>
             <w:r>
-              <w:t>Ingrese fecha en formato aaaa/mm/dd</w:t>
+              <w:t xml:space="preserve">Ingrese fecha en formato </w:t>
             </w:r>
+            <w:proofErr w:type="spellStart"/>
+            <w:r>
+              <w:t>aaaa</w:t>
+            </w:r>
+            <w:proofErr w:type="spellEnd"/>
+            <w:r>
+              <w:t>/mm/</w:t>
+            </w:r>
+            <w:proofErr w:type="spellStart"/>
+            <w:r>
+              <w:t>dd</w:t>
+            </w:r>
+            <w:proofErr w:type="spellEnd"/>
           </w:p>
         </w:tc>
       </w:tr>
@@ -224,7 +237,29 @@
           <w:sz w:val="16"/>
           <w:szCs w:val="16"/>
         </w:rPr>
-        <w:t>La asistencia a talleres y laboratorios es de carácter obligatorio. La inasistencia a estas actividades se califica con cero coma cero (0,0)</w:t>
+        <w:t xml:space="preserve">La asistencia a talleres y laboratorios es de carácter obligatorio. La inasistencia a estas actividades se califica con </w:t>
+      </w:r>
+      <w:proofErr w:type="gramStart"/>
+      <w:r>
+        <w:rPr>
+          <w:i/>
+          <w:iCs/>
+          <w:color w:val="C00000"/>
+          <w:sz w:val="16"/>
+          <w:szCs w:val="16"/>
+        </w:rPr>
+        <w:t>cero coma</w:t>
+      </w:r>
+      <w:proofErr w:type="gramEnd"/>
+      <w:r>
+        <w:rPr>
+          <w:i/>
+          <w:iCs/>
+          <w:color w:val="C00000"/>
+          <w:sz w:val="16"/>
+          <w:szCs w:val="16"/>
+        </w:rPr>
+        <w:t xml:space="preserve"> cero (0,0)</w:t>
       </w:r>
       <w:r>
         <w:rPr>
@@ -290,6 +325,7 @@
         </w:rPr>
         <w:t xml:space="preserve"> o </w:t>
       </w:r>
+      <w:proofErr w:type="spellStart"/>
       <w:r>
         <w:rPr>
           <w:b/>
@@ -300,16 +336,9 @@
           <w:sz w:val="16"/>
           <w:szCs w:val="16"/>
         </w:rPr>
-        <w:t>Snipping Tool</w:t>
-      </w:r>
-      <w:r>
-        <w:rPr>
-          <w:color w:val="C00000"/>
-          <w:sz w:val="16"/>
-          <w:szCs w:val="16"/>
-        </w:rPr>
-        <w:t xml:space="preserve">, las teclas </w:t>
-      </w:r>
+        <w:t>Snipping</w:t>
+      </w:r>
+      <w:proofErr w:type="spellEnd"/>
       <w:r>
         <w:rPr>
           <w:b/>
@@ -320,8 +349,42 @@
           <w:sz w:val="16"/>
           <w:szCs w:val="16"/>
         </w:rPr>
-        <w:t>Win + PrtScn</w:t>
-      </w:r>
+        <w:t xml:space="preserve"> Tool</w:t>
+      </w:r>
+      <w:r>
+        <w:rPr>
+          <w:color w:val="C00000"/>
+          <w:sz w:val="16"/>
+          <w:szCs w:val="16"/>
+        </w:rPr>
+        <w:t xml:space="preserve">, las teclas </w:t>
+      </w:r>
+      <w:r>
+        <w:rPr>
+          <w:b/>
+          <w:bCs/>
+          <w:i/>
+          <w:iCs/>
+          <w:color w:val="C00000"/>
+          <w:sz w:val="16"/>
+          <w:szCs w:val="16"/>
+        </w:rPr>
+        <w:t xml:space="preserve">Win + </w:t>
+      </w:r>
+      <w:proofErr w:type="spellStart"/>
+      <w:r>
+        <w:rPr>
+          <w:b/>
+          <w:bCs/>
+          <w:i/>
+          <w:iCs/>
+          <w:color w:val="C00000"/>
+          <w:sz w:val="16"/>
+          <w:szCs w:val="16"/>
+        </w:rPr>
+        <w:t>PrtScn</w:t>
+      </w:r>
+      <w:proofErr w:type="spellEnd"/>
       <w:r>
         <w:rPr>
           <w:color w:val="C00000"/>
@@ -348,7 +411,25 @@
           <w:sz w:val="16"/>
           <w:szCs w:val="16"/>
         </w:rPr>
-        <w:t xml:space="preserve"> para obtener capturas desde la Game Bar, o las teclas </w:t>
+        <w:t xml:space="preserve"> para obtener capturas desde la </w:t>
+      </w:r>
+      <w:proofErr w:type="spellStart"/>
+      <w:r>
+        <w:rPr>
+          <w:color w:val="C00000"/>
+          <w:sz w:val="16"/>
+          <w:szCs w:val="16"/>
+        </w:rPr>
+        <w:t>Game</w:t>
+      </w:r>
+      <w:proofErr w:type="spellEnd"/>
+      <w:r>
+        <w:rPr>
+          <w:color w:val="C00000"/>
+          <w:sz w:val="16"/>
+          <w:szCs w:val="16"/>
+        </w:rPr>
+        <w:t xml:space="preserve"> Bar, o las teclas </w:t>
       </w:r>
       <w:r>
         <w:rPr>
@@ -368,7 +449,25 @@
           <w:sz w:val="16"/>
           <w:szCs w:val="16"/>
         </w:rPr>
-        <w:t xml:space="preserve"> para capturas instantáneas. Una vez finalizada la elaboración del informe técnico, este debe ser convertido a formato Adobe Acrobat .pdf y adjuntado al Quiz.</w:t>
+        <w:t xml:space="preserve"> para capturas instantáneas. Una vez finalizada la elaboración del informe técnico, este debe ser convertido a formato Adobe Acrobat .</w:t>
+      </w:r>
+      <w:proofErr w:type="spellStart"/>
+      <w:r>
+        <w:rPr>
+          <w:color w:val="C00000"/>
+          <w:sz w:val="16"/>
+          <w:szCs w:val="16"/>
+        </w:rPr>
+        <w:t>pdf</w:t>
+      </w:r>
+      <w:proofErr w:type="spellEnd"/>
+      <w:r>
+        <w:rPr>
+          <w:color w:val="C00000"/>
+          <w:sz w:val="16"/>
+          <w:szCs w:val="16"/>
+        </w:rPr>
+        <w:t xml:space="preserve"> y adjuntado al Quiz.</w:t>
       </w:r>
     </w:p>
     <w:p/>
@@ -1170,6 +1269,14 @@
               <w:szCs w:val="12"/>
               <w:lang w:val="es-CO"/>
             </w:rPr>
+            <w:t xml:space="preserve">CURSO: </w:t>
+          </w:r>
+          <w:r>
+            <w:rPr>
+              <w:sz w:val="12"/>
+              <w:szCs w:val="12"/>
+              <w:lang w:val="es-CO"/>
+            </w:rPr>
             <w:t>Sistemas de información geográfica aplicados en ingeniería</w:t>
           </w:r>
         </w:p>
@@ -1231,7 +1338,15 @@
               <w:szCs w:val="12"/>
               <w:lang w:val="es-CO"/>
             </w:rPr>
-            <w:t>v.20260226</w:t>
+            <w:t>v.2026</w:t>
+          </w:r>
+          <w:r>
+            <w:rPr>
+              <w:sz w:val="12"/>
+              <w:szCs w:val="12"/>
+              <w:lang w:val="es-CO"/>
+            </w:rPr>
+            <w:t>0322</w:t>
           </w:r>
         </w:p>
       </w:tc>
@@ -3115,6 +3230,7 @@
   <w:style w:type="character" w:default="1" w:styleId="DefaultParagraphFont">
     <w:name w:val="Default Paragraph Font"/>
     <w:uiPriority w:val="1"/>
+    <w:semiHidden/>
     <w:unhideWhenUsed/>
   </w:style>
   <w:style w:type="table" w:default="1" w:styleId="TableNormal">

--- a/file/report/TSIG_PlantillaInformeTecnico.docx
+++ b/file/report/TSIG_PlantillaInformeTecnico.docx
@@ -918,7 +918,6 @@
       <w:tc>
         <w:tcPr>
           <w:tcW w:w="4250" w:type="pct"/>
-          <w:vAlign w:val="center"/>
         </w:tcPr>
         <w:p>
           <w:pPr>
@@ -942,7 +941,6 @@
       <w:tc>
         <w:tcPr>
           <w:tcW w:w="750" w:type="pct"/>
-          <w:vAlign w:val="center"/>
         </w:tcPr>
         <w:p>
           <w:pPr>
@@ -1218,8 +1216,9 @@
       <w:tc>
         <w:tcPr>
           <w:tcW w:w="995" w:type="pct"/>
-          <w:vAlign w:val="center"/>
         </w:tcPr>
+        <w:bookmarkStart w:id="3" w:name="_Hlk534720586"/>
+        <w:bookmarkStart w:id="4" w:name="_Hlk534720587"/>
         <w:p>
           <w:pPr>
             <w:jc w:val="left"/>
@@ -1229,14 +1228,69 @@
               <w:lang w:val="es-CO"/>
             </w:rPr>
           </w:pPr>
-          <w:bookmarkStart w:id="3" w:name="_Hlk534720586"/>
-          <w:bookmarkStart w:id="4" w:name="_Hlk534720587"/>
+          <w:r>
+            <w:rPr>
+              <w:sz w:val="12"/>
+              <w:szCs w:val="12"/>
+              <w:lang w:val="es-CO"/>
+            </w:rPr>
+            <w:fldChar w:fldCharType="begin"/>
+          </w:r>
+          <w:r>
+            <w:rPr>
+              <w:sz w:val="12"/>
+              <w:szCs w:val="12"/>
+              <w:lang w:val="es-CO"/>
+            </w:rPr>
+            <w:instrText>HYPERLINK "</w:instrText>
+          </w:r>
+          <w:r>
+            <w:rPr>
+              <w:sz w:val="12"/>
+              <w:szCs w:val="12"/>
+              <w:lang w:val="es-CO"/>
+            </w:rPr>
+            <w:instrText>https://github.com/rcfdtools/R.TSIG</w:instrText>
+          </w:r>
+          <w:r>
+            <w:rPr>
+              <w:sz w:val="12"/>
+              <w:szCs w:val="12"/>
+              <w:lang w:val="es-CO"/>
+            </w:rPr>
+            <w:instrText>"</w:instrText>
+          </w:r>
+          <w:r>
+            <w:rPr>
+              <w:sz w:val="12"/>
+              <w:szCs w:val="12"/>
+              <w:lang w:val="es-CO"/>
+            </w:rPr>
+            <w:fldChar w:fldCharType="separate"/>
+          </w:r>
+          <w:r>
+            <w:rPr>
+              <w:rStyle w:val="Hyperlink"/>
+              <w:noProof w:val="0"/>
+              <w:sz w:val="12"/>
+              <w:szCs w:val="12"/>
+              <w:lang w:val="es-CO"/>
+            </w:rPr>
+            <w:t>https://github.com/rcfdtools/R.TSIG</w:t>
+          </w:r>
+          <w:r>
+            <w:rPr>
+              <w:sz w:val="12"/>
+              <w:szCs w:val="12"/>
+              <w:lang w:val="es-CO"/>
+            </w:rPr>
+            <w:fldChar w:fldCharType="end"/>
+          </w:r>
         </w:p>
       </w:tc>
       <w:tc>
         <w:tcPr>
           <w:tcW w:w="501" w:type="pct"/>
-          <w:vAlign w:val="center"/>
         </w:tcPr>
         <w:p>
           <w:pPr>
@@ -1252,7 +1306,6 @@
       <w:tc>
         <w:tcPr>
           <w:tcW w:w="3504" w:type="pct"/>
-          <w:vAlign w:val="center"/>
         </w:tcPr>
         <w:p>
           <w:pPr>
@@ -1278,6 +1331,24 @@
               <w:lang w:val="es-CO"/>
             </w:rPr>
             <w:t>Sistemas de información geográfica aplicados en ingeniería</w:t>
+          </w:r>
+        </w:p>
+        <w:p>
+          <w:pPr>
+            <w:jc w:val="right"/>
+            <w:rPr>
+              <w:sz w:val="12"/>
+              <w:szCs w:val="12"/>
+              <w:lang w:val="es-CO"/>
+            </w:rPr>
+          </w:pPr>
+          <w:r>
+            <w:rPr>
+              <w:sz w:val="12"/>
+              <w:szCs w:val="12"/>
+              <w:lang w:val="es-CO"/>
+            </w:rPr>
+            <w:t>Maestría en Ingeniería Civil – Énfasis en recursos hidráulicos y medio ambiente</w:t>
           </w:r>
         </w:p>
       </w:tc>
@@ -1364,15 +1435,15 @@
         <w:noProof/>
       </w:rPr>
       <w:drawing>
-        <wp:anchor distT="0" distB="0" distL="114300" distR="114300" simplePos="0" relativeHeight="251664384" behindDoc="0" locked="0" layoutInCell="1" allowOverlap="1" wp14:anchorId="76B331ED" wp14:editId="3399E0B7">
+        <wp:anchor distT="0" distB="0" distL="114300" distR="114300" simplePos="0" relativeHeight="251664384" behindDoc="1" locked="0" layoutInCell="1" allowOverlap="1" wp14:anchorId="76B331ED" wp14:editId="3BE27FAA">
           <wp:simplePos x="0" y="0"/>
           <wp:positionH relativeFrom="page">
-            <wp:align>right</wp:align>
+            <wp:posOffset>7085855</wp:posOffset>
           </wp:positionH>
-          <wp:positionV relativeFrom="paragraph">
-            <wp:posOffset>-474785</wp:posOffset>
+          <wp:positionV relativeFrom="page">
+            <wp:posOffset>2979</wp:posOffset>
           </wp:positionV>
-          <wp:extent cx="680400" cy="273600"/>
+          <wp:extent cx="680085" cy="273050"/>
           <wp:effectExtent l="0" t="0" r="5715" b="0"/>
           <wp:wrapNone/>
           <wp:docPr id="1" name="Imagen 1" descr="Imagen que contiene Texto&#10;&#10;Descripción generada automáticamente"/>
@@ -1401,7 +1472,7 @@
                 <pic:spPr>
                   <a:xfrm>
                     <a:off x="0" y="0"/>
-                    <a:ext cx="680400" cy="273600"/>
+                    <a:ext cx="680085" cy="273050"/>
                   </a:xfrm>
                   <a:prstGeom prst="rect">
                     <a:avLst/>

--- a/file/report/TSIG_PlantillaInformeTecnico.docx
+++ b/file/report/TSIG_PlantillaInformeTecnico.docx
@@ -190,8 +190,6 @@
     <w:p>
       <w:pPr>
         <w:rPr>
-          <w:b/>
-          <w:bCs/>
           <w:color w:val="C00000"/>
           <w:sz w:val="16"/>
           <w:szCs w:val="16"/>
@@ -205,61 +203,33 @@
           <w:sz w:val="16"/>
           <w:szCs w:val="16"/>
         </w:rPr>
-        <w:t>Atención: </w:t>
-      </w:r>
-    </w:p>
-    <w:p>
-      <w:pPr>
-        <w:pStyle w:val="ListParagraph"/>
-        <w:numPr>
-          <w:ilvl w:val="0"/>
-          <w:numId w:val="11"/>
-        </w:numPr>
+        <w:t>Informe técnico</w:t>
+      </w:r>
+      <w:r>
         <w:rPr>
           <w:color w:val="C00000"/>
           <w:sz w:val="16"/>
           <w:szCs w:val="16"/>
         </w:rPr>
-      </w:pPr>
+        <w:t>:</w:t>
+      </w:r>
       <w:r>
         <w:rPr>
           <w:color w:val="C00000"/>
           <w:sz w:val="16"/>
           <w:szCs w:val="16"/>
         </w:rPr>
-        <w:t>Acorde con el parágrafo del Artículo 38 del reglamento estudiantil de pregrado, </w:t>
+        <w:t xml:space="preserve"> solo será válido si en cada una de las capturas de pantalla se observa su código de alumno </w:t>
       </w:r>
       <w:r>
         <w:rPr>
-          <w:i/>
-          <w:iCs/>
+          <w:rFonts w:eastAsia="Calibri"/>
           <w:color w:val="C00000"/>
           <w:sz w:val="16"/>
           <w:szCs w:val="16"/>
+          <w:lang w:val="es-CO" w:eastAsia="en-US"/>
         </w:rPr>
-        <w:t xml:space="preserve">La asistencia a talleres y laboratorios es de carácter obligatorio. La inasistencia a estas actividades se califica con </w:t>
-      </w:r>
-      <w:proofErr w:type="gramStart"/>
-      <w:r>
-        <w:rPr>
-          <w:i/>
-          <w:iCs/>
-          <w:color w:val="C00000"/>
-          <w:sz w:val="16"/>
-          <w:szCs w:val="16"/>
-        </w:rPr>
-        <w:t>cero coma</w:t>
-      </w:r>
-      <w:proofErr w:type="gramEnd"/>
-      <w:r>
-        <w:rPr>
-          <w:i/>
-          <w:iCs/>
-          <w:color w:val="C00000"/>
-          <w:sz w:val="16"/>
-          <w:szCs w:val="16"/>
-        </w:rPr>
-        <w:t xml:space="preserve"> cero (0,0)</w:t>
+        <w:t>en el título o nombre de archivo</w:t>
       </w:r>
       <w:r>
         <w:rPr>
@@ -267,45 +237,7 @@
           <w:sz w:val="16"/>
           <w:szCs w:val="16"/>
         </w:rPr>
-        <w:t>. Por lo cual, solo se calificará cada quiz si asistió al taller realizado en clase.</w:t>
-      </w:r>
-    </w:p>
-    <w:p>
-      <w:pPr>
-        <w:pStyle w:val="ListParagraph"/>
-        <w:numPr>
-          <w:ilvl w:val="0"/>
-          <w:numId w:val="11"/>
-        </w:numPr>
-        <w:rPr>
-          <w:color w:val="C00000"/>
-          <w:sz w:val="16"/>
-          <w:szCs w:val="16"/>
-        </w:rPr>
-      </w:pPr>
-      <w:r>
-        <w:rPr>
-          <w:color w:val="C00000"/>
-          <w:sz w:val="16"/>
-          <w:szCs w:val="16"/>
-        </w:rPr>
-        <w:t>El informe técnico solo será válido si en cada una de las capturas de pantalla se observa su código de alumno en el nombre del mapa GIS</w:t>
-      </w:r>
-      <w:r>
-        <w:rPr>
-          <w:color w:val="C00000"/>
-          <w:sz w:val="16"/>
-          <w:szCs w:val="16"/>
-        </w:rPr>
-        <w:t xml:space="preserve">. </w:t>
-      </w:r>
-      <w:r>
-        <w:rPr>
-          <w:color w:val="C00000"/>
-          <w:sz w:val="16"/>
-          <w:szCs w:val="16"/>
-        </w:rPr>
-        <w:t xml:space="preserve">Para las capturas de pantalla puede utilizar la </w:t>
+        <w:t xml:space="preserve">. Para las capturas de pantalla puede utilizar la </w:t>
       </w:r>
       <w:r>
         <w:rPr>
@@ -825,13 +757,151 @@
     </w:p>
     <w:p/>
     <w:p/>
+    <w:p>
+      <w:pPr>
+        <w:pStyle w:val="Heading1"/>
+      </w:pPr>
+      <w:bookmarkStart w:id="3" w:name="_Toc205620316"/>
+      <w:bookmarkStart w:id="4" w:name="_Toc225060034"/>
+      <w:r>
+        <w:t>Listado de anexos</w:t>
+      </w:r>
+      <w:bookmarkEnd w:id="3"/>
+      <w:bookmarkEnd w:id="4"/>
+    </w:p>
+    <w:p/>
+    <w:tbl>
+      <w:tblPr>
+        <w:tblStyle w:val="TableGrid"/>
+        <w:tblW w:w="5000" w:type="pct"/>
+        <w:tblBorders>
+          <w:top w:val="single" w:sz="2" w:space="0" w:color="D9D9D9" w:themeColor="background1" w:themeShade="D9"/>
+          <w:left w:val="single" w:sz="2" w:space="0" w:color="D9D9D9" w:themeColor="background1" w:themeShade="D9"/>
+          <w:bottom w:val="single" w:sz="2" w:space="0" w:color="D9D9D9" w:themeColor="background1" w:themeShade="D9"/>
+          <w:right w:val="single" w:sz="2" w:space="0" w:color="D9D9D9" w:themeColor="background1" w:themeShade="D9"/>
+          <w:insideH w:val="single" w:sz="2" w:space="0" w:color="D9D9D9" w:themeColor="background1" w:themeShade="D9"/>
+          <w:insideV w:val="single" w:sz="2" w:space="0" w:color="D9D9D9" w:themeColor="background1" w:themeShade="D9"/>
+        </w:tblBorders>
+        <w:tblLook w:val="04A0" w:firstRow="1" w:lastRow="0" w:firstColumn="1" w:lastColumn="0" w:noHBand="0" w:noVBand="1"/>
+      </w:tblPr>
+      <w:tblGrid>
+        <w:gridCol w:w="2265"/>
+        <w:gridCol w:w="7701"/>
+      </w:tblGrid>
+      <w:tr>
+        <w:tc>
+          <w:tcPr>
+            <w:tcW w:w="2265" w:type="dxa"/>
+            <w:shd w:val="clear" w:color="auto" w:fill="F2F2F2" w:themeFill="background1" w:themeFillShade="F2"/>
+          </w:tcPr>
+          <w:p>
+            <w:r>
+              <w:t>Archivo</w:t>
+            </w:r>
+          </w:p>
+        </w:tc>
+        <w:tc>
+          <w:tcPr>
+            <w:tcW w:w="7701" w:type="dxa"/>
+            <w:shd w:val="clear" w:color="auto" w:fill="F2F2F2" w:themeFill="background1" w:themeFillShade="F2"/>
+          </w:tcPr>
+          <w:p>
+            <w:r>
+              <w:t>Descripción</w:t>
+            </w:r>
+          </w:p>
+        </w:tc>
+      </w:tr>
+      <w:tr>
+        <w:tc>
+          <w:tcPr>
+            <w:tcW w:w="2265" w:type="dxa"/>
+          </w:tcPr>
+          <w:p/>
+        </w:tc>
+        <w:tc>
+          <w:tcPr>
+            <w:tcW w:w="7701" w:type="dxa"/>
+          </w:tcPr>
+          <w:p/>
+        </w:tc>
+      </w:tr>
+      <w:tr>
+        <w:tc>
+          <w:tcPr>
+            <w:tcW w:w="2265" w:type="dxa"/>
+          </w:tcPr>
+          <w:p/>
+        </w:tc>
+        <w:tc>
+          <w:tcPr>
+            <w:tcW w:w="7701" w:type="dxa"/>
+          </w:tcPr>
+          <w:p/>
+        </w:tc>
+      </w:tr>
+    </w:tbl>
     <w:p/>
     <w:p/>
+    <w:p>
+      <w:pPr>
+        <w:pStyle w:val="Heading1"/>
+      </w:pPr>
+      <w:bookmarkStart w:id="5" w:name="_Toc205620317"/>
+      <w:bookmarkStart w:id="6" w:name="_Toc225060035"/>
+      <w:r>
+        <w:t>Referencias bibliográficas</w:t>
+      </w:r>
+      <w:bookmarkEnd w:id="5"/>
+      <w:bookmarkEnd w:id="6"/>
+    </w:p>
+    <w:p>
+      <w:pPr>
+        <w:rPr>
+          <w:sz w:val="16"/>
+          <w:szCs w:val="16"/>
+        </w:rPr>
+      </w:pPr>
+      <w:hyperlink r:id="rId8" w:history="1">
+        <w:r>
+          <w:rPr>
+            <w:rStyle w:val="Hyperlink"/>
+            <w:noProof w:val="0"/>
+            <w:szCs w:val="16"/>
+          </w:rPr>
+          <w:t>https://normas-apa.org/referencias/</w:t>
+        </w:r>
+      </w:hyperlink>
+    </w:p>
     <w:p/>
+    <w:p>
+      <w:pPr>
+        <w:pStyle w:val="ListParagraph"/>
+        <w:numPr>
+          <w:ilvl w:val="0"/>
+          <w:numId w:val="12"/>
+        </w:numPr>
+      </w:pPr>
+      <w:r>
+        <w:t>Referencia 1</w:t>
+      </w:r>
+    </w:p>
+    <w:p>
+      <w:pPr>
+        <w:pStyle w:val="ListParagraph"/>
+        <w:numPr>
+          <w:ilvl w:val="0"/>
+          <w:numId w:val="12"/>
+        </w:numPr>
+      </w:pPr>
+      <w:r>
+        <w:t>Referencia 2</w:t>
+      </w:r>
+    </w:p>
     <w:sectPr>
-      <w:headerReference w:type="default" r:id="rId8"/>
-      <w:footerReference w:type="even" r:id="rId9"/>
-      <w:footerReference w:type="default" r:id="rId10"/>
+      <w:headerReference w:type="default" r:id="rId9"/>
+      <w:footerReference w:type="even" r:id="rId10"/>
+      <w:footerReference w:type="default" r:id="rId11"/>
       <w:pgSz w:w="12240" w:h="15840" w:code="1"/>
       <w:pgMar w:top="851" w:right="1134" w:bottom="851" w:left="1134" w:header="425" w:footer="425" w:gutter="0"/>
       <w:cols w:space="720"/>
@@ -1217,8 +1287,8 @@
         <w:tcPr>
           <w:tcW w:w="995" w:type="pct"/>
         </w:tcPr>
-        <w:bookmarkStart w:id="3" w:name="_Hlk534720586"/>
-        <w:bookmarkStart w:id="4" w:name="_Hlk534720587"/>
+        <w:bookmarkStart w:id="7" w:name="_Hlk534720586"/>
+        <w:bookmarkStart w:id="8" w:name="_Hlk534720587"/>
         <w:p>
           <w:pPr>
             <w:jc w:val="left"/>
@@ -1259,6 +1329,13 @@
               <w:lang w:val="es-CO"/>
             </w:rPr>
             <w:instrText>"</w:instrText>
+          </w:r>
+          <w:r>
+            <w:rPr>
+              <w:sz w:val="12"/>
+              <w:szCs w:val="12"/>
+              <w:lang w:val="es-CO"/>
+            </w:rPr>
           </w:r>
           <w:r>
             <w:rPr>
@@ -1423,8 +1500,8 @@
       </w:tc>
     </w:tr>
   </w:tbl>
-  <w:bookmarkEnd w:id="3"/>
-  <w:bookmarkEnd w:id="4"/>
+  <w:bookmarkEnd w:id="7"/>
+  <w:bookmarkEnd w:id="8"/>
   <w:p>
     <w:pPr>
       <w:pStyle w:val="Header"/>
@@ -2062,6 +2139,119 @@
     </w:lvl>
   </w:abstractNum>
   <w:abstractNum w:abstractNumId="5" w15:restartNumberingAfterBreak="0">
+    <w:nsid w:val="26BE0DAF"/>
+    <w:multiLevelType w:val="hybridMultilevel"/>
+    <w:tmpl w:val="5FD60C4C"/>
+    <w:lvl w:ilvl="0" w:tplc="0409000D">
+      <w:start w:val="1"/>
+      <w:numFmt w:val="bullet"/>
+      <w:lvlText w:val=""/>
+      <w:lvlJc w:val="left"/>
+      <w:pPr>
+        <w:ind w:left="720" w:hanging="360"/>
+      </w:pPr>
+      <w:rPr>
+        <w:rFonts w:ascii="Wingdings" w:hAnsi="Wingdings" w:hint="default"/>
+      </w:rPr>
+    </w:lvl>
+    <w:lvl w:ilvl="1" w:tplc="04090003" w:tentative="1">
+      <w:start w:val="1"/>
+      <w:numFmt w:val="bullet"/>
+      <w:lvlText w:val="o"/>
+      <w:lvlJc w:val="left"/>
+      <w:pPr>
+        <w:ind w:left="1440" w:hanging="360"/>
+      </w:pPr>
+      <w:rPr>
+        <w:rFonts w:ascii="Courier New" w:hAnsi="Courier New" w:cs="Courier New" w:hint="default"/>
+      </w:rPr>
+    </w:lvl>
+    <w:lvl w:ilvl="2" w:tplc="04090005" w:tentative="1">
+      <w:start w:val="1"/>
+      <w:numFmt w:val="bullet"/>
+      <w:lvlText w:val=""/>
+      <w:lvlJc w:val="left"/>
+      <w:pPr>
+        <w:ind w:left="2160" w:hanging="360"/>
+      </w:pPr>
+      <w:rPr>
+        <w:rFonts w:ascii="Wingdings" w:hAnsi="Wingdings" w:hint="default"/>
+      </w:rPr>
+    </w:lvl>
+    <w:lvl w:ilvl="3" w:tplc="04090001" w:tentative="1">
+      <w:start w:val="1"/>
+      <w:numFmt w:val="bullet"/>
+      <w:lvlText w:val=""/>
+      <w:lvlJc w:val="left"/>
+      <w:pPr>
+        <w:ind w:left="2880" w:hanging="360"/>
+      </w:pPr>
+      <w:rPr>
+        <w:rFonts w:ascii="Symbol" w:hAnsi="Symbol" w:hint="default"/>
+      </w:rPr>
+    </w:lvl>
+    <w:lvl w:ilvl="4" w:tplc="04090003" w:tentative="1">
+      <w:start w:val="1"/>
+      <w:numFmt w:val="bullet"/>
+      <w:lvlText w:val="o"/>
+      <w:lvlJc w:val="left"/>
+      <w:pPr>
+        <w:ind w:left="3600" w:hanging="360"/>
+      </w:pPr>
+      <w:rPr>
+        <w:rFonts w:ascii="Courier New" w:hAnsi="Courier New" w:cs="Courier New" w:hint="default"/>
+      </w:rPr>
+    </w:lvl>
+    <w:lvl w:ilvl="5" w:tplc="04090005" w:tentative="1">
+      <w:start w:val="1"/>
+      <w:numFmt w:val="bullet"/>
+      <w:lvlText w:val=""/>
+      <w:lvlJc w:val="left"/>
+      <w:pPr>
+        <w:ind w:left="4320" w:hanging="360"/>
+      </w:pPr>
+      <w:rPr>
+        <w:rFonts w:ascii="Wingdings" w:hAnsi="Wingdings" w:hint="default"/>
+      </w:rPr>
+    </w:lvl>
+    <w:lvl w:ilvl="6" w:tplc="04090001" w:tentative="1">
+      <w:start w:val="1"/>
+      <w:numFmt w:val="bullet"/>
+      <w:lvlText w:val=""/>
+      <w:lvlJc w:val="left"/>
+      <w:pPr>
+        <w:ind w:left="5040" w:hanging="360"/>
+      </w:pPr>
+      <w:rPr>
+        <w:rFonts w:ascii="Symbol" w:hAnsi="Symbol" w:hint="default"/>
+      </w:rPr>
+    </w:lvl>
+    <w:lvl w:ilvl="7" w:tplc="04090003" w:tentative="1">
+      <w:start w:val="1"/>
+      <w:numFmt w:val="bullet"/>
+      <w:lvlText w:val="o"/>
+      <w:lvlJc w:val="left"/>
+      <w:pPr>
+        <w:ind w:left="5760" w:hanging="360"/>
+      </w:pPr>
+      <w:rPr>
+        <w:rFonts w:ascii="Courier New" w:hAnsi="Courier New" w:cs="Courier New" w:hint="default"/>
+      </w:rPr>
+    </w:lvl>
+    <w:lvl w:ilvl="8" w:tplc="04090005" w:tentative="1">
+      <w:start w:val="1"/>
+      <w:numFmt w:val="bullet"/>
+      <w:lvlText w:val=""/>
+      <w:lvlJc w:val="left"/>
+      <w:pPr>
+        <w:ind w:left="6480" w:hanging="360"/>
+      </w:pPr>
+      <w:rPr>
+        <w:rFonts w:ascii="Wingdings" w:hAnsi="Wingdings" w:hint="default"/>
+      </w:rPr>
+    </w:lvl>
+  </w:abstractNum>
+  <w:abstractNum w:abstractNumId="6" w15:restartNumberingAfterBreak="0">
     <w:nsid w:val="31E84520"/>
     <w:multiLevelType w:val="hybridMultilevel"/>
     <w:tmpl w:val="4CDC1FB8"/>
@@ -2174,7 +2364,7 @@
       </w:rPr>
     </w:lvl>
   </w:abstractNum>
-  <w:abstractNum w:abstractNumId="6" w15:restartNumberingAfterBreak="0">
+  <w:abstractNum w:abstractNumId="7" w15:restartNumberingAfterBreak="0">
     <w:nsid w:val="397B64E5"/>
     <w:multiLevelType w:val="hybridMultilevel"/>
     <w:tmpl w:val="070A6DD2"/>
@@ -2287,7 +2477,7 @@
       </w:rPr>
     </w:lvl>
   </w:abstractNum>
-  <w:abstractNum w:abstractNumId="7" w15:restartNumberingAfterBreak="0">
+  <w:abstractNum w:abstractNumId="8" w15:restartNumberingAfterBreak="0">
     <w:nsid w:val="56AC3BAE"/>
     <w:multiLevelType w:val="hybridMultilevel"/>
     <w:tmpl w:val="7DF6A6A0"/>
@@ -2400,7 +2590,7 @@
       </w:rPr>
     </w:lvl>
   </w:abstractNum>
-  <w:abstractNum w:abstractNumId="8" w15:restartNumberingAfterBreak="0">
+  <w:abstractNum w:abstractNumId="9" w15:restartNumberingAfterBreak="0">
     <w:nsid w:val="623F60BA"/>
     <w:multiLevelType w:val="hybridMultilevel"/>
     <w:tmpl w:val="F1282DD6"/>
@@ -2513,7 +2703,7 @@
       </w:rPr>
     </w:lvl>
   </w:abstractNum>
-  <w:abstractNum w:abstractNumId="9" w15:restartNumberingAfterBreak="0">
+  <w:abstractNum w:abstractNumId="10" w15:restartNumberingAfterBreak="0">
     <w:nsid w:val="71F62F71"/>
     <w:multiLevelType w:val="hybridMultilevel"/>
     <w:tmpl w:val="716CAAFE"/>
@@ -2653,7 +2843,7 @@
       </w:rPr>
     </w:lvl>
   </w:abstractNum>
-  <w:abstractNum w:abstractNumId="10" w15:restartNumberingAfterBreak="0">
+  <w:abstractNum w:abstractNumId="11" w15:restartNumberingAfterBreak="0">
     <w:nsid w:val="795A4F70"/>
     <w:multiLevelType w:val="hybridMultilevel"/>
     <w:tmpl w:val="5D76DD32"/>
@@ -2767,16 +2957,16 @@
     </w:lvl>
   </w:abstractNum>
   <w:num w:numId="1" w16cid:durableId="21784212">
+    <w:abstractNumId w:val="11"/>
+  </w:num>
+  <w:num w:numId="2" w16cid:durableId="417989317">
     <w:abstractNumId w:val="10"/>
   </w:num>
-  <w:num w:numId="2" w16cid:durableId="417989317">
+  <w:num w:numId="3" w16cid:durableId="1040784934">
     <w:abstractNumId w:val="9"/>
   </w:num>
-  <w:num w:numId="3" w16cid:durableId="1040784934">
-    <w:abstractNumId w:val="8"/>
-  </w:num>
   <w:num w:numId="4" w16cid:durableId="502009699">
-    <w:abstractNumId w:val="5"/>
+    <w:abstractNumId w:val="6"/>
   </w:num>
   <w:num w:numId="5" w16cid:durableId="270863407">
     <w:abstractNumId w:val="0"/>
@@ -2788,16 +2978,19 @@
     <w:abstractNumId w:val="3"/>
   </w:num>
   <w:num w:numId="8" w16cid:durableId="640429357">
-    <w:abstractNumId w:val="7"/>
+    <w:abstractNumId w:val="8"/>
   </w:num>
   <w:num w:numId="9" w16cid:durableId="809053073">
     <w:abstractNumId w:val="4"/>
   </w:num>
   <w:num w:numId="10" w16cid:durableId="1556695626">
-    <w:abstractNumId w:val="6"/>
+    <w:abstractNumId w:val="7"/>
   </w:num>
   <w:num w:numId="11" w16cid:durableId="808208862">
     <w:abstractNumId w:val="2"/>
+  </w:num>
+  <w:num w:numId="12" w16cid:durableId="965083429">
+    <w:abstractNumId w:val="5"/>
   </w:num>
   <w:numIdMacAtCleanup w:val="2"/>
 </w:numbering>

--- a/file/report/TSIG_PlantillaInformeTecnico.docx
+++ b/file/report/TSIG_PlantillaInformeTecnico.docx
@@ -89,7 +89,7 @@
               </w:tabs>
             </w:pPr>
             <w:r>
-              <w:t>Ingrese el nombre de la actividad del curso o el nombre del quiz.</w:t>
+              <w:t>Ingrese el nombre de la actividad del curso, el nombre del quiz o examen.</w:t>
             </w:r>
           </w:p>
         </w:tc>
@@ -115,21 +115,8 @@
           </w:tcPr>
           <w:p>
             <w:r>
-              <w:t xml:space="preserve">Ingrese fecha en formato </w:t>
+              <w:t>Ingrese fecha en formato aaaa/mm/dd</w:t>
             </w:r>
-            <w:proofErr w:type="spellStart"/>
-            <w:r>
-              <w:t>aaaa</w:t>
-            </w:r>
-            <w:proofErr w:type="spellEnd"/>
-            <w:r>
-              <w:t>/mm/</w:t>
-            </w:r>
-            <w:proofErr w:type="spellStart"/>
-            <w:r>
-              <w:t>dd</w:t>
-            </w:r>
-            <w:proofErr w:type="spellEnd"/>
           </w:p>
         </w:tc>
       </w:tr>
@@ -190,7 +177,7 @@
     <w:p>
       <w:pPr>
         <w:rPr>
-          <w:color w:val="C00000"/>
+          <w:color w:val="auto"/>
           <w:sz w:val="16"/>
           <w:szCs w:val="16"/>
         </w:rPr>
@@ -199,7 +186,7 @@
         <w:rPr>
           <w:b/>
           <w:bCs/>
-          <w:color w:val="C00000"/>
+          <w:color w:val="auto"/>
           <w:sz w:val="16"/>
           <w:szCs w:val="16"/>
         </w:rPr>
@@ -207,24 +194,16 @@
       </w:r>
       <w:r>
         <w:rPr>
-          <w:color w:val="C00000"/>
+          <w:color w:val="auto"/>
           <w:sz w:val="16"/>
           <w:szCs w:val="16"/>
         </w:rPr>
-        <w:t>:</w:t>
-      </w:r>
-      <w:r>
-        <w:rPr>
-          <w:color w:val="C00000"/>
-          <w:sz w:val="16"/>
-          <w:szCs w:val="16"/>
-        </w:rPr>
-        <w:t xml:space="preserve"> solo será válido si en cada una de las capturas de pantalla se observa su código de alumno </w:t>
+        <w:t xml:space="preserve">: solo será válido si en cada una de las capturas de pantalla se observa su código de alumno </w:t>
       </w:r>
       <w:r>
         <w:rPr>
           <w:rFonts w:eastAsia="Calibri"/>
-          <w:color w:val="C00000"/>
+          <w:color w:val="auto"/>
           <w:sz w:val="16"/>
           <w:szCs w:val="16"/>
           <w:lang w:val="es-CO" w:eastAsia="en-US"/>
@@ -233,7 +212,7 @@
       </w:r>
       <w:r>
         <w:rPr>
-          <w:color w:val="C00000"/>
+          <w:color w:val="auto"/>
           <w:sz w:val="16"/>
           <w:szCs w:val="16"/>
         </w:rPr>
@@ -243,7 +222,7 @@
         <w:rPr>
           <w:i/>
           <w:iCs/>
-          <w:color w:val="C00000"/>
+          <w:color w:val="auto"/>
           <w:sz w:val="16"/>
           <w:szCs w:val="16"/>
         </w:rPr>
@@ -251,45 +230,51 @@
       </w:r>
       <w:r>
         <w:rPr>
-          <w:color w:val="C00000"/>
+          <w:color w:val="auto"/>
           <w:sz w:val="16"/>
           <w:szCs w:val="16"/>
         </w:rPr>
         <w:t xml:space="preserve"> o </w:t>
       </w:r>
-      <w:proofErr w:type="spellStart"/>
       <w:r>
         <w:rPr>
           <w:b/>
           <w:bCs/>
           <w:i/>
           <w:iCs/>
-          <w:color w:val="C00000"/>
+          <w:color w:val="auto"/>
           <w:sz w:val="16"/>
           <w:szCs w:val="16"/>
         </w:rPr>
-        <w:t>Snipping</w:t>
-      </w:r>
-      <w:proofErr w:type="spellEnd"/>
+        <w:t>Snipping Tool</w:t>
+      </w:r>
+      <w:r>
+        <w:rPr>
+          <w:color w:val="auto"/>
+          <w:sz w:val="16"/>
+          <w:szCs w:val="16"/>
+        </w:rPr>
+        <w:t xml:space="preserve">, las teclas </w:t>
+      </w:r>
       <w:r>
         <w:rPr>
           <w:b/>
           <w:bCs/>
           <w:i/>
           <w:iCs/>
-          <w:color w:val="C00000"/>
+          <w:color w:val="auto"/>
           <w:sz w:val="16"/>
           <w:szCs w:val="16"/>
         </w:rPr>
-        <w:t xml:space="preserve"> Tool</w:t>
+        <w:t>Win + PrtScn</w:t>
       </w:r>
       <w:r>
         <w:rPr>
-          <w:color w:val="C00000"/>
+          <w:color w:val="auto"/>
           <w:sz w:val="16"/>
           <w:szCs w:val="16"/>
         </w:rPr>
-        <w:t xml:space="preserve">, las teclas </w:t>
+        <w:t xml:space="preserve"> para guardar capturas de toda la ventana en la carpeta de imágenes, las teclas </w:t>
       </w:r>
       <w:r>
         <w:rPr>
@@ -297,79 +282,27 @@
           <w:bCs/>
           <w:i/>
           <w:iCs/>
-          <w:color w:val="C00000"/>
+          <w:color w:val="auto"/>
           <w:sz w:val="16"/>
           <w:szCs w:val="16"/>
         </w:rPr>
-        <w:t xml:space="preserve">Win + </w:t>
-      </w:r>
-      <w:proofErr w:type="spellStart"/>
+        <w:t>Win + G</w:t>
+      </w:r>
+      <w:r>
+        <w:rPr>
+          <w:color w:val="auto"/>
+          <w:sz w:val="16"/>
+          <w:szCs w:val="16"/>
+        </w:rPr>
+        <w:t xml:space="preserve"> para obtener capturas desde la Game Bar, o las teclas </w:t>
+      </w:r>
       <w:r>
         <w:rPr>
           <w:b/>
           <w:bCs/>
           <w:i/>
           <w:iCs/>
-          <w:color w:val="C00000"/>
-          <w:sz w:val="16"/>
-          <w:szCs w:val="16"/>
-        </w:rPr>
-        <w:t>PrtScn</w:t>
-      </w:r>
-      <w:proofErr w:type="spellEnd"/>
-      <w:r>
-        <w:rPr>
-          <w:color w:val="C00000"/>
-          <w:sz w:val="16"/>
-          <w:szCs w:val="16"/>
-        </w:rPr>
-        <w:t xml:space="preserve"> para guardar capturas de toda la ventana en la carpeta de imágenes, las teclas </w:t>
-      </w:r>
-      <w:r>
-        <w:rPr>
-          <w:b/>
-          <w:bCs/>
-          <w:i/>
-          <w:iCs/>
-          <w:color w:val="C00000"/>
-          <w:sz w:val="16"/>
-          <w:szCs w:val="16"/>
-        </w:rPr>
-        <w:t>Win + G</w:t>
-      </w:r>
-      <w:r>
-        <w:rPr>
-          <w:color w:val="C00000"/>
-          <w:sz w:val="16"/>
-          <w:szCs w:val="16"/>
-        </w:rPr>
-        <w:t xml:space="preserve"> para obtener capturas desde la </w:t>
-      </w:r>
-      <w:proofErr w:type="spellStart"/>
-      <w:r>
-        <w:rPr>
-          <w:color w:val="C00000"/>
-          <w:sz w:val="16"/>
-          <w:szCs w:val="16"/>
-        </w:rPr>
-        <w:t>Game</w:t>
-      </w:r>
-      <w:proofErr w:type="spellEnd"/>
-      <w:r>
-        <w:rPr>
-          <w:color w:val="C00000"/>
-          <w:sz w:val="16"/>
-          <w:szCs w:val="16"/>
-        </w:rPr>
-        <w:t xml:space="preserve"> Bar, o las teclas </w:t>
-      </w:r>
-      <w:r>
-        <w:rPr>
-          <w:b/>
-          <w:bCs/>
-          <w:i/>
-          <w:iCs/>
-          <w:color w:val="C00000"/>
+          <w:color w:val="auto"/>
           <w:sz w:val="16"/>
           <w:szCs w:val="16"/>
         </w:rPr>
@@ -377,29 +310,11 @@
       </w:r>
       <w:r>
         <w:rPr>
-          <w:color w:val="C00000"/>
+          <w:color w:val="auto"/>
           <w:sz w:val="16"/>
           <w:szCs w:val="16"/>
         </w:rPr>
-        <w:t xml:space="preserve"> para capturas instantáneas. Una vez finalizada la elaboración del informe técnico, este debe ser convertido a formato Adobe Acrobat .</w:t>
-      </w:r>
-      <w:proofErr w:type="spellStart"/>
-      <w:r>
-        <w:rPr>
-          <w:color w:val="C00000"/>
-          <w:sz w:val="16"/>
-          <w:szCs w:val="16"/>
-        </w:rPr>
-        <w:t>pdf</w:t>
-      </w:r>
-      <w:proofErr w:type="spellEnd"/>
-      <w:r>
-        <w:rPr>
-          <w:color w:val="C00000"/>
-          <w:sz w:val="16"/>
-          <w:szCs w:val="16"/>
-        </w:rPr>
-        <w:t xml:space="preserve"> y adjuntado al Quiz.</w:t>
+        <w:t xml:space="preserve"> para capturas instantáneas. Una vez finalizada la elaboración del informe técnico, este debe ser convertido a formato Adobe Acrobat .pdf y adjuntado al Quiz.</w:t>
       </w:r>
     </w:p>
     <w:p/>
@@ -434,12 +349,12 @@
       <w:r>
         <w:fldChar w:fldCharType="separate"/>
       </w:r>
-      <w:hyperlink w:anchor="_Toc222990422" w:history="1">
+      <w:hyperlink w:anchor="_Toc230064251" w:history="1">
         <w:r>
           <w:rPr>
             <w:rStyle w:val="Hyperlink"/>
           </w:rPr>
-          <w:t>1. Actividad…</w:t>
+          <w:t>1. Actividad o pregunta…</w:t>
         </w:r>
         <w:r>
           <w:rPr>
@@ -460,7 +375,7 @@
             <w:noProof/>
             <w:webHidden/>
           </w:rPr>
-          <w:instrText xml:space="preserve"> PAGEREF _Toc222990422 \h </w:instrText>
+          <w:instrText xml:space="preserve"> PAGEREF _Toc230064251 \h </w:instrText>
         </w:r>
         <w:r>
           <w:rPr>
@@ -508,12 +423,12 @@
           <w14:ligatures w14:val="standardContextual"/>
         </w:rPr>
       </w:pPr>
-      <w:hyperlink w:anchor="_Toc222990423" w:history="1">
+      <w:hyperlink w:anchor="_Toc230064252" w:history="1">
         <w:r>
           <w:rPr>
             <w:rStyle w:val="Hyperlink"/>
           </w:rPr>
-          <w:t>2. Actividad…</w:t>
+          <w:t>2. Actividad o pregunta…</w:t>
         </w:r>
         <w:r>
           <w:rPr>
@@ -534,7 +449,7 @@
             <w:noProof/>
             <w:webHidden/>
           </w:rPr>
-          <w:instrText xml:space="preserve"> PAGEREF _Toc222990423 \h </w:instrText>
+          <w:instrText xml:space="preserve"> PAGEREF _Toc230064252 \h </w:instrText>
         </w:r>
         <w:r>
           <w:rPr>
@@ -582,12 +497,12 @@
           <w14:ligatures w14:val="standardContextual"/>
         </w:rPr>
       </w:pPr>
-      <w:hyperlink w:anchor="_Toc222990424" w:history="1">
+      <w:hyperlink w:anchor="_Toc230064253" w:history="1">
         <w:r>
           <w:rPr>
             <w:rStyle w:val="Hyperlink"/>
           </w:rPr>
-          <w:t>3. Actividad…</w:t>
+          <w:t>3. Actividad o pregunta…</w:t>
         </w:r>
         <w:r>
           <w:rPr>
@@ -608,7 +523,7 @@
             <w:noProof/>
             <w:webHidden/>
           </w:rPr>
-          <w:instrText xml:space="preserve"> PAGEREF _Toc222990424 \h </w:instrText>
+          <w:instrText xml:space="preserve"> PAGEREF _Toc230064253 \h </w:instrText>
         </w:r>
         <w:r>
           <w:rPr>
@@ -640,16 +555,163 @@
       </w:hyperlink>
     </w:p>
     <w:p>
+      <w:pPr>
+        <w:pStyle w:val="TOC1"/>
+        <w:tabs>
+          <w:tab w:val="right" w:leader="dot" w:pos="9962"/>
+        </w:tabs>
+        <w:rPr>
+          <w:rFonts w:asciiTheme="minorHAnsi" w:eastAsiaTheme="minorEastAsia" w:hAnsiTheme="minorHAnsi" w:cstheme="minorBidi"/>
+          <w:noProof/>
+          <w:color w:val="auto"/>
+          <w:kern w:val="2"/>
+          <w:sz w:val="24"/>
+          <w:szCs w:val="24"/>
+          <w:lang w:val="es-CO" w:eastAsia="es-CO"/>
+          <w14:ligatures w14:val="standardContextual"/>
+        </w:rPr>
+      </w:pPr>
+      <w:hyperlink w:anchor="_Toc230064254" w:history="1">
+        <w:r>
+          <w:rPr>
+            <w:rStyle w:val="Hyperlink"/>
+          </w:rPr>
+          <w:t>Listado de anexos</w:t>
+        </w:r>
+        <w:r>
+          <w:rPr>
+            <w:noProof/>
+            <w:webHidden/>
+          </w:rPr>
+          <w:tab/>
+        </w:r>
+        <w:r>
+          <w:rPr>
+            <w:noProof/>
+            <w:webHidden/>
+          </w:rPr>
+          <w:fldChar w:fldCharType="begin"/>
+        </w:r>
+        <w:r>
+          <w:rPr>
+            <w:noProof/>
+            <w:webHidden/>
+          </w:rPr>
+          <w:instrText xml:space="preserve"> PAGEREF _Toc230064254 \h </w:instrText>
+        </w:r>
+        <w:r>
+          <w:rPr>
+            <w:noProof/>
+            <w:webHidden/>
+          </w:rPr>
+        </w:r>
+        <w:r>
+          <w:rPr>
+            <w:noProof/>
+            <w:webHidden/>
+          </w:rPr>
+          <w:fldChar w:fldCharType="separate"/>
+        </w:r>
+        <w:r>
+          <w:rPr>
+            <w:noProof/>
+            <w:webHidden/>
+          </w:rPr>
+          <w:t>1</w:t>
+        </w:r>
+        <w:r>
+          <w:rPr>
+            <w:noProof/>
+            <w:webHidden/>
+          </w:rPr>
+          <w:fldChar w:fldCharType="end"/>
+        </w:r>
+      </w:hyperlink>
+    </w:p>
+    <w:p>
+      <w:pPr>
+        <w:pStyle w:val="TOC1"/>
+        <w:tabs>
+          <w:tab w:val="right" w:leader="dot" w:pos="9962"/>
+        </w:tabs>
+        <w:rPr>
+          <w:rFonts w:asciiTheme="minorHAnsi" w:eastAsiaTheme="minorEastAsia" w:hAnsiTheme="minorHAnsi" w:cstheme="minorBidi"/>
+          <w:noProof/>
+          <w:color w:val="auto"/>
+          <w:kern w:val="2"/>
+          <w:sz w:val="24"/>
+          <w:szCs w:val="24"/>
+          <w:lang w:val="es-CO" w:eastAsia="es-CO"/>
+          <w14:ligatures w14:val="standardContextual"/>
+        </w:rPr>
+      </w:pPr>
+      <w:hyperlink w:anchor="_Toc230064255" w:history="1">
+        <w:r>
+          <w:rPr>
+            <w:rStyle w:val="Hyperlink"/>
+          </w:rPr>
+          <w:t>Referencias bibliográficas generales</w:t>
+        </w:r>
+        <w:r>
+          <w:rPr>
+            <w:noProof/>
+            <w:webHidden/>
+          </w:rPr>
+          <w:tab/>
+        </w:r>
+        <w:r>
+          <w:rPr>
+            <w:noProof/>
+            <w:webHidden/>
+          </w:rPr>
+          <w:fldChar w:fldCharType="begin"/>
+        </w:r>
+        <w:r>
+          <w:rPr>
+            <w:noProof/>
+            <w:webHidden/>
+          </w:rPr>
+          <w:instrText xml:space="preserve"> PAGEREF _Toc230064255 \h </w:instrText>
+        </w:r>
+        <w:r>
+          <w:rPr>
+            <w:noProof/>
+            <w:webHidden/>
+          </w:rPr>
+        </w:r>
+        <w:r>
+          <w:rPr>
+            <w:noProof/>
+            <w:webHidden/>
+          </w:rPr>
+          <w:fldChar w:fldCharType="separate"/>
+        </w:r>
+        <w:r>
+          <w:rPr>
+            <w:noProof/>
+            <w:webHidden/>
+          </w:rPr>
+          <w:t>1</w:t>
+        </w:r>
+        <w:r>
+          <w:rPr>
+            <w:noProof/>
+            <w:webHidden/>
+          </w:rPr>
+          <w:fldChar w:fldCharType="end"/>
+        </w:r>
+      </w:hyperlink>
+    </w:p>
+    <w:p>
       <w:r>
         <w:fldChar w:fldCharType="end"/>
       </w:r>
     </w:p>
-    <w:p/>
     <w:p>
       <w:pPr>
         <w:pStyle w:val="Heading1"/>
       </w:pPr>
-      <w:bookmarkStart w:id="0" w:name="_Toc222990422"/>
+      <w:bookmarkStart w:id="0" w:name="_Toc230064251"/>
       <w:r>
         <w:t>1. Actividad</w:t>
       </w:r>
@@ -667,21 +729,25 @@
     <w:p/>
     <w:p>
       <w:r>
-        <w:t>Texto de la actividad….</w:t>
+        <w:t>Texto de la actividad…</w:t>
       </w:r>
     </w:p>
     <w:p>
       <w:r>
-        <w:t>Capturas de pantalla….</w:t>
+        <w:t>Capturas de pantalla…</w:t>
+      </w:r>
+    </w:p>
+    <w:p>
+      <w:r>
+        <w:t>Referencias particulares…</w:t>
       </w:r>
     </w:p>
     <w:p/>
-    <w:p/>
     <w:p>
       <w:pPr>
         <w:pStyle w:val="Heading1"/>
       </w:pPr>
-      <w:bookmarkStart w:id="1" w:name="_Toc222990423"/>
+      <w:bookmarkStart w:id="1" w:name="_Toc230064252"/>
       <w:r>
         <w:t>2. Actividad</w:t>
       </w:r>
@@ -703,12 +769,17 @@
     </w:p>
     <w:p>
       <w:r>
-        <w:t>Texto de la actividad….</w:t>
+        <w:t>Texto de la actividad…</w:t>
       </w:r>
     </w:p>
     <w:p>
       <w:r>
-        <w:t>Capturas de pantalla….</w:t>
+        <w:t>Capturas de pantalla…</w:t>
+      </w:r>
+    </w:p>
+    <w:p>
+      <w:r>
+        <w:t>Referencias particulares…</w:t>
       </w:r>
     </w:p>
     <w:p>
@@ -720,16 +791,9 @@
     </w:p>
     <w:p>
       <w:pPr>
-        <w:rPr>
-          <w:lang w:val="es-ES_tradnl"/>
-        </w:rPr>
-      </w:pPr>
-    </w:p>
-    <w:p>
-      <w:pPr>
         <w:pStyle w:val="Heading1"/>
       </w:pPr>
-      <w:bookmarkStart w:id="2" w:name="_Toc222990424"/>
+      <w:bookmarkStart w:id="2" w:name="_Toc230064253"/>
       <w:r>
         <w:t>3. Actividad</w:t>
       </w:r>
@@ -747,22 +811,26 @@
     <w:p/>
     <w:p>
       <w:r>
-        <w:t>Texto de la actividad….</w:t>
+        <w:t>Texto de la actividad…</w:t>
       </w:r>
     </w:p>
     <w:p>
       <w:r>
-        <w:t>Capturas de pantalla….</w:t>
+        <w:t>Capturas de pantalla…</w:t>
+      </w:r>
+    </w:p>
+    <w:p>
+      <w:r>
+        <w:t>Referencias particulares…</w:t>
       </w:r>
     </w:p>
     <w:p/>
-    <w:p/>
     <w:p>
       <w:pPr>
         <w:pStyle w:val="Heading1"/>
       </w:pPr>
       <w:bookmarkStart w:id="3" w:name="_Toc205620316"/>
-      <w:bookmarkStart w:id="4" w:name="_Toc225060034"/>
+      <w:bookmarkStart w:id="4" w:name="_Toc230064254"/>
       <w:r>
         <w:t>Listado de anexos</w:t>
       </w:r>
@@ -842,18 +910,22 @@
       </w:tr>
     </w:tbl>
     <w:p/>
-    <w:p/>
     <w:p>
       <w:pPr>
         <w:pStyle w:val="Heading1"/>
       </w:pPr>
       <w:bookmarkStart w:id="5" w:name="_Toc205620317"/>
       <w:bookmarkStart w:id="6" w:name="_Toc225060035"/>
+      <w:bookmarkStart w:id="7" w:name="_Toc230064255"/>
       <w:r>
         <w:t>Referencias bibliográficas</w:t>
       </w:r>
       <w:bookmarkEnd w:id="5"/>
       <w:bookmarkEnd w:id="6"/>
+      <w:r>
+        <w:t xml:space="preserve"> generales</w:t>
+      </w:r>
+      <w:bookmarkEnd w:id="7"/>
     </w:p>
     <w:p>
       <w:pPr>
@@ -898,6 +970,7 @@
         <w:t>Referencia 2</w:t>
       </w:r>
     </w:p>
+    <w:p/>
     <w:sectPr>
       <w:headerReference w:type="default" r:id="rId9"/>
       <w:footerReference w:type="even" r:id="rId10"/>
@@ -1287,8 +1360,8 @@
         <w:tcPr>
           <w:tcW w:w="995" w:type="pct"/>
         </w:tcPr>
-        <w:bookmarkStart w:id="7" w:name="_Hlk534720586"/>
-        <w:bookmarkStart w:id="8" w:name="_Hlk534720587"/>
+        <w:bookmarkStart w:id="8" w:name="_Hlk534720586"/>
+        <w:bookmarkStart w:id="9" w:name="_Hlk534720587"/>
         <w:p>
           <w:pPr>
             <w:jc w:val="left"/>
@@ -1500,8 +1573,8 @@
       </w:tc>
     </w:tr>
   </w:tbl>
-  <w:bookmarkEnd w:id="7"/>
   <w:bookmarkEnd w:id="8"/>
+  <w:bookmarkEnd w:id="9"/>
   <w:p>
     <w:pPr>
       <w:pStyle w:val="Header"/>

--- a/file/report/TSIG_PlantillaInformeTecnico.docx
+++ b/file/report/TSIG_PlantillaInformeTecnico.docx
@@ -115,8 +115,21 @@
           </w:tcPr>
           <w:p>
             <w:r>
-              <w:t>Ingrese fecha en formato aaaa/mm/dd</w:t>
+              <w:t xml:space="preserve">Ingrese fecha en formato </w:t>
             </w:r>
+            <w:proofErr w:type="spellStart"/>
+            <w:r>
+              <w:t>aaaa</w:t>
+            </w:r>
+            <w:proofErr w:type="spellEnd"/>
+            <w:r>
+              <w:t>/mm/</w:t>
+            </w:r>
+            <w:proofErr w:type="spellStart"/>
+            <w:r>
+              <w:t>dd</w:t>
+            </w:r>
+            <w:proofErr w:type="spellEnd"/>
           </w:p>
         </w:tc>
       </w:tr>
@@ -236,6 +249,7 @@
         </w:rPr>
         <w:t xml:space="preserve"> o </w:t>
       </w:r>
+      <w:proofErr w:type="spellStart"/>
       <w:r>
         <w:rPr>
           <w:b/>
@@ -246,16 +260,9 @@
           <w:sz w:val="16"/>
           <w:szCs w:val="16"/>
         </w:rPr>
-        <w:t>Snipping Tool</w:t>
-      </w:r>
-      <w:r>
-        <w:rPr>
-          <w:color w:val="auto"/>
-          <w:sz w:val="16"/>
-          <w:szCs w:val="16"/>
-        </w:rPr>
-        <w:t xml:space="preserve">, las teclas </w:t>
-      </w:r>
+        <w:t>Snipping</w:t>
+      </w:r>
+      <w:proofErr w:type="spellEnd"/>
       <w:r>
         <w:rPr>
           <w:b/>
@@ -266,8 +273,42 @@
           <w:sz w:val="16"/>
           <w:szCs w:val="16"/>
         </w:rPr>
-        <w:t>Win + PrtScn</w:t>
-      </w:r>
+        <w:t xml:space="preserve"> Tool</w:t>
+      </w:r>
+      <w:r>
+        <w:rPr>
+          <w:color w:val="auto"/>
+          <w:sz w:val="16"/>
+          <w:szCs w:val="16"/>
+        </w:rPr>
+        <w:t xml:space="preserve">, las teclas </w:t>
+      </w:r>
+      <w:r>
+        <w:rPr>
+          <w:b/>
+          <w:bCs/>
+          <w:i/>
+          <w:iCs/>
+          <w:color w:val="auto"/>
+          <w:sz w:val="16"/>
+          <w:szCs w:val="16"/>
+        </w:rPr>
+        <w:t xml:space="preserve">Win + </w:t>
+      </w:r>
+      <w:proofErr w:type="spellStart"/>
+      <w:r>
+        <w:rPr>
+          <w:b/>
+          <w:bCs/>
+          <w:i/>
+          <w:iCs/>
+          <w:color w:val="auto"/>
+          <w:sz w:val="16"/>
+          <w:szCs w:val="16"/>
+        </w:rPr>
+        <w:t>PrtScn</w:t>
+      </w:r>
+      <w:proofErr w:type="spellEnd"/>
       <w:r>
         <w:rPr>
           <w:color w:val="auto"/>
@@ -294,7 +335,25 @@
           <w:sz w:val="16"/>
           <w:szCs w:val="16"/>
         </w:rPr>
-        <w:t xml:space="preserve"> para obtener capturas desde la Game Bar, o las teclas </w:t>
+        <w:t xml:space="preserve"> para obtener capturas desde la </w:t>
+      </w:r>
+      <w:proofErr w:type="spellStart"/>
+      <w:r>
+        <w:rPr>
+          <w:color w:val="auto"/>
+          <w:sz w:val="16"/>
+          <w:szCs w:val="16"/>
+        </w:rPr>
+        <w:t>Game</w:t>
+      </w:r>
+      <w:proofErr w:type="spellEnd"/>
+      <w:r>
+        <w:rPr>
+          <w:color w:val="auto"/>
+          <w:sz w:val="16"/>
+          <w:szCs w:val="16"/>
+        </w:rPr>
+        <w:t xml:space="preserve"> Bar, o las teclas </w:t>
       </w:r>
       <w:r>
         <w:rPr>
@@ -314,7 +373,25 @@
           <w:sz w:val="16"/>
           <w:szCs w:val="16"/>
         </w:rPr>
-        <w:t xml:space="preserve"> para capturas instantáneas. Una vez finalizada la elaboración del informe técnico, este debe ser convertido a formato Adobe Acrobat .pdf y adjuntado al Quiz.</w:t>
+        <w:t xml:space="preserve"> para capturas instantáneas. Una vez finalizada la elaboración del informe técnico, este debe ser convertido a formato Adobe Acrobat .</w:t>
+      </w:r>
+      <w:proofErr w:type="spellStart"/>
+      <w:r>
+        <w:rPr>
+          <w:color w:val="auto"/>
+          <w:sz w:val="16"/>
+          <w:szCs w:val="16"/>
+        </w:rPr>
+        <w:t>pdf</w:t>
+      </w:r>
+      <w:proofErr w:type="spellEnd"/>
+      <w:r>
+        <w:rPr>
+          <w:color w:val="auto"/>
+          <w:sz w:val="16"/>
+          <w:szCs w:val="16"/>
+        </w:rPr>
+        <w:t xml:space="preserve"> y adjuntado al Quiz.</w:t>
       </w:r>
     </w:p>
     <w:p/>
@@ -336,7 +413,7 @@
           <w:kern w:val="2"/>
           <w:sz w:val="24"/>
           <w:szCs w:val="24"/>
-          <w:lang w:val="es-CO" w:eastAsia="es-CO"/>
+          <w:lang w:val="en-US" w:eastAsia="en-US"/>
           <w14:ligatures w14:val="standardContextual"/>
         </w:rPr>
       </w:pPr>
@@ -349,7 +426,7 @@
       <w:r>
         <w:fldChar w:fldCharType="separate"/>
       </w:r>
-      <w:hyperlink w:anchor="_Toc230064251" w:history="1">
+      <w:hyperlink w:anchor="_Toc231546586" w:history="1">
         <w:r>
           <w:rPr>
             <w:rStyle w:val="Hyperlink"/>
@@ -375,7 +452,7 @@
             <w:noProof/>
             <w:webHidden/>
           </w:rPr>
-          <w:instrText xml:space="preserve"> PAGEREF _Toc230064251 \h </w:instrText>
+          <w:instrText xml:space="preserve"> PAGEREF _Toc231546586 \h </w:instrText>
         </w:r>
         <w:r>
           <w:rPr>
@@ -419,11 +496,11 @@
           <w:kern w:val="2"/>
           <w:sz w:val="24"/>
           <w:szCs w:val="24"/>
-          <w:lang w:val="es-CO" w:eastAsia="es-CO"/>
+          <w:lang w:val="en-US" w:eastAsia="en-US"/>
           <w14:ligatures w14:val="standardContextual"/>
         </w:rPr>
       </w:pPr>
-      <w:hyperlink w:anchor="_Toc230064252" w:history="1">
+      <w:hyperlink w:anchor="_Toc231546587" w:history="1">
         <w:r>
           <w:rPr>
             <w:rStyle w:val="Hyperlink"/>
@@ -449,7 +526,7 @@
             <w:noProof/>
             <w:webHidden/>
           </w:rPr>
-          <w:instrText xml:space="preserve"> PAGEREF _Toc230064252 \h </w:instrText>
+          <w:instrText xml:space="preserve"> PAGEREF _Toc231546587 \h </w:instrText>
         </w:r>
         <w:r>
           <w:rPr>
@@ -493,11 +570,11 @@
           <w:kern w:val="2"/>
           <w:sz w:val="24"/>
           <w:szCs w:val="24"/>
-          <w:lang w:val="es-CO" w:eastAsia="es-CO"/>
+          <w:lang w:val="en-US" w:eastAsia="en-US"/>
           <w14:ligatures w14:val="standardContextual"/>
         </w:rPr>
       </w:pPr>
-      <w:hyperlink w:anchor="_Toc230064253" w:history="1">
+      <w:hyperlink w:anchor="_Toc231546588" w:history="1">
         <w:r>
           <w:rPr>
             <w:rStyle w:val="Hyperlink"/>
@@ -523,7 +600,7 @@
             <w:noProof/>
             <w:webHidden/>
           </w:rPr>
-          <w:instrText xml:space="preserve"> PAGEREF _Toc230064253 \h </w:instrText>
+          <w:instrText xml:space="preserve"> PAGEREF _Toc231546588 \h </w:instrText>
         </w:r>
         <w:r>
           <w:rPr>
@@ -567,11 +644,11 @@
           <w:kern w:val="2"/>
           <w:sz w:val="24"/>
           <w:szCs w:val="24"/>
-          <w:lang w:val="es-CO" w:eastAsia="es-CO"/>
+          <w:lang w:val="en-US" w:eastAsia="en-US"/>
           <w14:ligatures w14:val="standardContextual"/>
         </w:rPr>
       </w:pPr>
-      <w:hyperlink w:anchor="_Toc230064254" w:history="1">
+      <w:hyperlink w:anchor="_Toc231546589" w:history="1">
         <w:r>
           <w:rPr>
             <w:rStyle w:val="Hyperlink"/>
@@ -597,7 +674,7 @@
             <w:noProof/>
             <w:webHidden/>
           </w:rPr>
-          <w:instrText xml:space="preserve"> PAGEREF _Toc230064254 \h </w:instrText>
+          <w:instrText xml:space="preserve"> PAGEREF _Toc231546589 \h </w:instrText>
         </w:r>
         <w:r>
           <w:rPr>
@@ -641,11 +718,11 @@
           <w:kern w:val="2"/>
           <w:sz w:val="24"/>
           <w:szCs w:val="24"/>
-          <w:lang w:val="es-CO" w:eastAsia="es-CO"/>
+          <w:lang w:val="en-US" w:eastAsia="en-US"/>
           <w14:ligatures w14:val="standardContextual"/>
         </w:rPr>
       </w:pPr>
-      <w:hyperlink w:anchor="_Toc230064255" w:history="1">
+      <w:hyperlink w:anchor="_Toc231546590" w:history="1">
         <w:r>
           <w:rPr>
             <w:rStyle w:val="Hyperlink"/>
@@ -671,7 +748,7 @@
             <w:noProof/>
             <w:webHidden/>
           </w:rPr>
-          <w:instrText xml:space="preserve"> PAGEREF _Toc230064255 \h </w:instrText>
+          <w:instrText xml:space="preserve"> PAGEREF _Toc231546590 \h </w:instrText>
         </w:r>
         <w:r>
           <w:rPr>
@@ -711,7 +788,7 @@
       <w:pPr>
         <w:pStyle w:val="Heading1"/>
       </w:pPr>
-      <w:bookmarkStart w:id="0" w:name="_Toc230064251"/>
+      <w:bookmarkStart w:id="0" w:name="_Toc231546586"/>
       <w:r>
         <w:t>1. Actividad</w:t>
       </w:r>
@@ -747,7 +824,7 @@
       <w:pPr>
         <w:pStyle w:val="Heading1"/>
       </w:pPr>
-      <w:bookmarkStart w:id="1" w:name="_Toc230064252"/>
+      <w:bookmarkStart w:id="1" w:name="_Toc231546587"/>
       <w:r>
         <w:t>2. Actividad</w:t>
       </w:r>
@@ -793,7 +870,7 @@
       <w:pPr>
         <w:pStyle w:val="Heading1"/>
       </w:pPr>
-      <w:bookmarkStart w:id="2" w:name="_Toc230064253"/>
+      <w:bookmarkStart w:id="2" w:name="_Toc231546588"/>
       <w:r>
         <w:t>3. Actividad</w:t>
       </w:r>
@@ -830,7 +907,7 @@
         <w:pStyle w:val="Heading1"/>
       </w:pPr>
       <w:bookmarkStart w:id="3" w:name="_Toc205620316"/>
-      <w:bookmarkStart w:id="4" w:name="_Toc230064254"/>
+      <w:bookmarkStart w:id="4" w:name="_Toc231546589"/>
       <w:r>
         <w:t>Listado de anexos</w:t>
       </w:r>
@@ -916,7 +993,7 @@
       </w:pPr>
       <w:bookmarkStart w:id="5" w:name="_Toc205620317"/>
       <w:bookmarkStart w:id="6" w:name="_Toc225060035"/>
-      <w:bookmarkStart w:id="7" w:name="_Toc230064255"/>
+      <w:bookmarkStart w:id="7" w:name="_Toc231546590"/>
       <w:r>
         <w:t>Referencias bibliográficas</w:t>
       </w:r>
@@ -3476,11 +3553,8 @@
     <w:next w:val="Normal"/>
     <w:link w:val="Heading1Char"/>
     <w:qFormat/>
-    <w:rsid w:val="00B70196"/>
+    <w:rsid w:val="009434DF"/>
     <w:pPr>
-      <w:pBdr>
-        <w:bottom w:val="single" w:sz="4" w:space="1" w:color="auto"/>
-      </w:pBdr>
       <w:jc w:val="left"/>
       <w:outlineLvl w:val="0"/>
     </w:pPr>
@@ -4036,7 +4110,7 @@
     <w:name w:val="Heading 1 Char"/>
     <w:basedOn w:val="DefaultParagraphFont"/>
     <w:link w:val="Heading1"/>
-    <w:rsid w:val="00B70196"/>
+    <w:rsid w:val="009434DF"/>
     <w:rPr>
       <w:rFonts w:ascii="Segoe UI Light" w:hAnsi="Segoe UI Light" w:cs="Arial"/>
       <w:color w:val="000000" w:themeColor="text1"/>
